--- a/downloads/documents/04 Units/Unit 03 - Human Development and Relationships - Growing Up, Getting Along/Lesson 03.03 - Adolescence What Is Changing and Why It Is Normal.docx
+++ b/downloads/documents/04 Units/Unit 03 - Human Development and Relationships - Growing Up, Getting Along/Lesson 03.03 - Adolescence What Is Changing and Why It Is Normal.docx
@@ -388,7 +388,7 @@
         <w:t xml:space="preserve">Vocabulary 03.md</w:t>
       </w:r>
       <w:r>
-        <w:t xml:space="preserve">) for Turkish, Portuguese, and Spanish.</w:t>
+        <w:t xml:space="preserve">) for Spanish.</w:t>
       </w:r>
     </w:p>
     <w:p>
@@ -1184,7 +1184,7 @@
         <w:pStyle w:val="Compact"/>
       </w:pPr>
       <w:r>
-        <w:t xml:space="preserve">ELL: the four parts have picture cues (a ruler, a brain, a face, a house key); the strips are short sentences and are read aloud before the sort; word bank on the handout for brain, sleep, feeling, myth, fact, and normal in Turkish, Portuguese, and Spanish; sentence starter for corrections: "This is a myth because ___."</w:t>
+        <w:t xml:space="preserve">ELL: the four parts have picture cues (a ruler, a brain, a face, a house key); the strips are short sentences and are read aloud before the sort; word bank on the handout for brain, sleep, feeling, myth, fact, and normal in Spanish; sentence starter for corrections: "This is a myth because ___."</w:t>
       </w:r>
     </w:p>
     <w:p>
